--- a/published/ai-organizations/02_collective_intelligence/01_systems/lab-protocols/01_systems-lab.docx
+++ b/published/ai-organizations/02_collective_intelligence/01_systems/lab-protocols/01_systems-lab.docx
@@ -4,32 +4,67 @@
   <w:body>
     <w:p>
       <w:r>
-        <w:t>Lab: Exploring Systems</w:t>
+        <w:t>Lab: Team System Health Assessment</w:t>
       </w:r>
     </w:p>
     <w:p>
       <w:r>
-        <w:t>Objective</w:t>
+        <w:t>Objectives</w:t>
       </w:r>
     </w:p>
     <w:p>
       <w:r>
-        <w:t>Design and simulate a simple agent that demonstrates the principles of Systems .</w:t>
+        <w:t>Learning Goal: Assess your team as a system — evaluate coherence, boundary management, and multi-scale alignment.</w:t>
       </w:r>
     </w:p>
     <w:p>
       <w:r>
-        <w:t>Prerequisites</w:t>
+        <w:t>Part 1: Team Coherence Assessment (15 min)</w:t>
       </w:r>
     </w:p>
     <w:p>
       <w:r>
-        <w:t>Basic understanding of Python or a relevant simulation tool.  Familiarity with the formal definition of Systems.   Steps</w:t>
+        <w:t>Rate your team on each coherence dimension:</w:t>
       </w:r>
     </w:p>
     <w:p>
       <w:r>
-        <w:t>Define the Environment : Create a simple grid world or state space relevant to Organizations.  Define the Agent : Specify the agent's generative model, focusing on Systems.  Simulation : Run the agent for 100 timesteps.  Perturbation : Introduce a specific challenge to Systems (e.g., increased noise, occlusion).  Analysis : Plot the Free Energy over time. Does the agent successfully adapt?   Discussion Requirements</w:t>
+        <w:t>Dimension  Score (1-5)  Evidence/Examples  Improvement Opportunity      Shared mental model       Clear boundary (who's in, who's out)       Joint attention       Coordinated action       Collective learning       Overall coherence        Write your response here   Part 2: Boundary Map (10 min)</w:t>
+      </w:r>
+    </w:p>
+    <w:p>
+      <w:r>
+        <w:t>Draw the team's boundary landscape:</w:t>
+      </w:r>
+    </w:p>
+    <w:p>
+      <w:r>
+        <w:t>Category  Names/Groups  Relationship to Team      Core members (always inside)      Peripheral members (sometimes inside)      Key external stakeholders      Adjacent team (frequent interaction)      Adjacent team (infrequent interaction)       Permeability assessment: Is the boundary too open, too closed, or well-balanced?</w:t>
+      </w:r>
+    </w:p>
+    <w:p>
+      <w:r>
+        <w:t>Write your response here   Part 3: Multi-Scale Alignment (10 min)</w:t>
+      </w:r>
+    </w:p>
+    <w:p>
+      <w:r>
+        <w:t>Assess alignment between your team and the levels above and below:</w:t>
+      </w:r>
+    </w:p>
+    <w:p>
+      <w:r>
+        <w:t>Scale  Model Alignment  Information Flow Quality  Conflict/Tension      Individual → Team       Team → Department       Department → Organization        Write your response here   Part 4: Intervention Design (15 min)</w:t>
+      </w:r>
+    </w:p>
+    <w:p>
+      <w:r>
+        <w:t>Based on your assessment, design one intervention for each weakness:</w:t>
+      </w:r>
+    </w:p>
+    <w:p>
+      <w:r>
+        <w:t>Lowest-scoring coherence dimension :   Write your response here   Boundary management improvement :   Write your response here   Multi-scale alignment gap :   Write your response here   Summary</w:t>
       </w:r>
     </w:p>
     <w:sectPr>
